--- a/public/templates/DOC-1.docx
+++ b/public/templates/DOC-1.docx
@@ -7,7 +7,6 @@
         <w:pStyle w:val="BodyText"/>
         <w:spacing w:line="0" w:lineRule="atLeast"/>
         <w:rPr>
-          <w:rFonts w:hint="eastAsia"/>
           <w:color w:val="000000"/>
           <w:lang w:eastAsia="zh-TW"/>
         </w:rPr>
@@ -113,7 +112,7 @@
         <w:ind w:left="181" w:hanging="181"/>
         <w:jc w:val="center"/>
         <w:rPr>
-          <w:rFonts w:ascii="DFKai-SB" w:eastAsia="DFKai-SB" w:hAnsi="DFKai-SB" w:hint="eastAsia"/>
+          <w:rFonts w:ascii="DFKai-SB" w:eastAsia="DFKai-SB" w:hAnsi="DFKai-SB"/>
           <w:b/>
           <w:color w:val="000000"/>
           <w:sz w:val="32"/>
@@ -153,12 +152,6 @@
         <w:gridCol w:w="7971"/>
       </w:tblGrid>
       <w:tr>
-        <w:tblPrEx>
-          <w:tblCellMar>
-            <w:top w:w="0" w:type="dxa"/>
-            <w:bottom w:w="0" w:type="dxa"/>
-          </w:tblCellMar>
-        </w:tblPrEx>
         <w:trPr>
           <w:cantSplit/>
           <w:trHeight w:val="370"/>
@@ -185,7 +178,7 @@
               <w:ind w:leftChars="25" w:left="60" w:rightChars="25" w:right="60"/>
               <w:jc w:val="center"/>
               <w:rPr>
-                <w:rFonts w:eastAsia="DFKai-SB" w:hint="eastAsia"/>
+                <w:rFonts w:eastAsia="DFKai-SB"/>
                 <w:b/>
                 <w:color w:val="000000"/>
                 <w:sz w:val="28"/>
@@ -207,12 +200,6 @@
         </w:tc>
       </w:tr>
       <w:tr>
-        <w:tblPrEx>
-          <w:tblCellMar>
-            <w:top w:w="0" w:type="dxa"/>
-            <w:bottom w:w="0" w:type="dxa"/>
-          </w:tblCellMar>
-        </w:tblPrEx>
         <w:trPr>
           <w:cantSplit/>
           <w:trHeight w:val="384"/>
@@ -241,6 +228,7 @@
                 <w:color w:val="000000"/>
               </w:rPr>
             </w:pPr>
+            <w:proofErr w:type="spellStart"/>
             <w:r>
               <w:rPr>
                 <w:rFonts w:eastAsia="DFKai-SB" w:hint="eastAsia"/>
@@ -248,6 +236,7 @@
               </w:rPr>
               <w:t>計畫名稱</w:t>
             </w:r>
+            <w:proofErr w:type="spellEnd"/>
           </w:p>
         </w:tc>
         <w:tc>
@@ -269,28 +258,37 @@
               <w:ind w:leftChars="25" w:left="60" w:rightChars="25" w:right="60"/>
               <w:jc w:val="both"/>
               <w:rPr>
+                <w:rFonts w:eastAsia="DFKai-SB"/>
+                <w:color w:val="000000"/>
+                <w:lang w:eastAsia="zh-TW"/>
+              </w:rPr>
+            </w:pPr>
+            <w:proofErr w:type="spellStart"/>
+            <w:r>
+              <w:rPr>
                 <w:rFonts w:eastAsia="DFKai-SB" w:hint="eastAsia"/>
                 <w:color w:val="000000"/>
-                <w:lang w:eastAsia="zh-TW"/>
-              </w:rPr>
-            </w:pPr>
+              </w:rPr>
+              <w:t>中文</w:t>
+            </w:r>
+            <w:proofErr w:type="spellEnd"/>
             <w:r>
               <w:rPr>
                 <w:rFonts w:eastAsia="DFKai-SB" w:hint="eastAsia"/>
                 <w:color w:val="000000"/>
               </w:rPr>
-              <w:t>中文：{project_title_zh}</w:t>
+              <w:t>：</w:t>
+            </w:r>
+            <w:r>
+              <w:rPr>
+                <w:rFonts w:eastAsia="DFKai-SB" w:hint="eastAsia"/>
+              </w:rPr>
+              <w:t>{project_title_zh}</w:t>
             </w:r>
           </w:p>
         </w:tc>
       </w:tr>
       <w:tr>
-        <w:tblPrEx>
-          <w:tblCellMar>
-            <w:top w:w="0" w:type="dxa"/>
-            <w:bottom w:w="0" w:type="dxa"/>
-          </w:tblCellMar>
-        </w:tblPrEx>
         <w:trPr>
           <w:cantSplit/>
           <w:trHeight w:val="384"/>
@@ -345,23 +343,32 @@
                 <w:lang w:eastAsia="zh-TW"/>
               </w:rPr>
             </w:pPr>
+            <w:proofErr w:type="spellStart"/>
             <w:r>
               <w:rPr>
                 <w:rFonts w:eastAsia="DFKai-SB" w:hint="eastAsia"/>
                 <w:color w:val="000000"/>
               </w:rPr>
-              <w:t>英文：{project_title_en}</w:t>
+              <w:t>英文</w:t>
+            </w:r>
+            <w:proofErr w:type="spellEnd"/>
+            <w:r>
+              <w:rPr>
+                <w:rFonts w:eastAsia="DFKai-SB" w:hint="eastAsia"/>
+                <w:color w:val="000000"/>
+              </w:rPr>
+              <w:t>：</w:t>
+            </w:r>
+            <w:r>
+              <w:rPr>
+                <w:rFonts w:eastAsia="DFKai-SB" w:hint="eastAsia"/>
+              </w:rPr>
+              <w:t>{project_title_en}</w:t>
             </w:r>
           </w:p>
         </w:tc>
       </w:tr>
       <w:tr>
-        <w:tblPrEx>
-          <w:tblCellMar>
-            <w:top w:w="0" w:type="dxa"/>
-            <w:bottom w:w="0" w:type="dxa"/>
-          </w:tblCellMar>
-        </w:tblPrEx>
         <w:trPr>
           <w:cantSplit/>
           <w:trHeight w:val="425"/>
@@ -385,7 +392,7 @@
               <w:spacing w:line="400" w:lineRule="exact"/>
               <w:ind w:leftChars="25" w:left="60" w:rightChars="25" w:right="60"/>
               <w:rPr>
-                <w:rFonts w:eastAsia="DFKai-SB" w:hint="eastAsia"/>
+                <w:rFonts w:eastAsia="DFKai-SB"/>
                 <w:color w:val="000000"/>
                 <w:lang w:eastAsia="zh-TW"/>
               </w:rPr>
@@ -419,7 +426,7 @@
               <w:ind w:leftChars="25" w:left="60" w:rightChars="25" w:right="60"/>
               <w:jc w:val="both"/>
               <w:rPr>
-                <w:rFonts w:eastAsia="DFKai-SB" w:hint="eastAsia"/>
+                <w:rFonts w:eastAsia="DFKai-SB"/>
                 <w:color w:val="000000"/>
                 <w:lang w:eastAsia="zh-TW"/>
               </w:rPr>
@@ -436,12 +443,6 @@
         </w:tc>
       </w:tr>
       <w:tr>
-        <w:tblPrEx>
-          <w:tblCellMar>
-            <w:top w:w="0" w:type="dxa"/>
-            <w:bottom w:w="0" w:type="dxa"/>
-          </w:tblCellMar>
-        </w:tblPrEx>
         <w:trPr>
           <w:cantSplit/>
           <w:trHeight w:val="425"/>
@@ -516,12 +517,6 @@
         </w:tc>
       </w:tr>
       <w:tr>
-        <w:tblPrEx>
-          <w:tblCellMar>
-            <w:top w:w="0" w:type="dxa"/>
-            <w:bottom w:w="0" w:type="dxa"/>
-          </w:tblCellMar>
-        </w:tblPrEx>
         <w:trPr>
           <w:trHeight w:val="67"/>
           <w:jc w:val="center"/>
@@ -570,12 +565,6 @@
         </w:tc>
       </w:tr>
       <w:tr>
-        <w:tblPrEx>
-          <w:tblCellMar>
-            <w:top w:w="0" w:type="dxa"/>
-            <w:bottom w:w="0" w:type="dxa"/>
-          </w:tblCellMar>
-        </w:tblPrEx>
         <w:trPr>
           <w:trHeight w:val="455"/>
           <w:jc w:val="center"/>
@@ -640,7 +629,7 @@
               <w:ind w:leftChars="25" w:left="60" w:rightChars="25" w:right="60"/>
               <w:jc w:val="both"/>
               <w:rPr>
-                <w:rFonts w:eastAsia="DFKai-SB" w:hint="eastAsia"/>
+                <w:rFonts w:eastAsia="DFKai-SB"/>
                 <w:b/>
                 <w:color w:val="000000"/>
                 <w:lang w:eastAsia="zh-TW"/>
@@ -653,12 +642,6 @@
         </w:tc>
       </w:tr>
       <w:tr>
-        <w:tblPrEx>
-          <w:tblCellMar>
-            <w:top w:w="0" w:type="dxa"/>
-            <w:bottom w:w="0" w:type="dxa"/>
-          </w:tblCellMar>
-        </w:tblPrEx>
         <w:trPr>
           <w:trHeight w:val="425"/>
           <w:jc w:val="center"/>
@@ -730,7 +713,7 @@
               <w:ind w:leftChars="25" w:left="60" w:rightChars="25" w:right="60"/>
               <w:jc w:val="both"/>
               <w:rPr>
-                <w:rFonts w:eastAsia="DFKai-SB" w:hint="eastAsia"/>
+                <w:rFonts w:eastAsia="DFKai-SB"/>
                 <w:color w:val="000000"/>
                 <w:lang w:eastAsia="zh-TW"/>
               </w:rPr>
@@ -742,12 +725,6 @@
         </w:tc>
       </w:tr>
       <w:tr>
-        <w:tblPrEx>
-          <w:tblCellMar>
-            <w:top w:w="0" w:type="dxa"/>
-            <w:bottom w:w="0" w:type="dxa"/>
-          </w:tblCellMar>
-        </w:tblPrEx>
         <w:trPr>
           <w:trHeight w:val="1077"/>
           <w:jc w:val="center"/>
@@ -776,17 +753,19 @@
               <w:spacing w:line="400" w:lineRule="exact"/>
               <w:ind w:left="337" w:rightChars="25" w:right="60" w:hanging="240"/>
               <w:rPr>
+                <w:rFonts w:eastAsia="DFKai-SB" w:hAnsi="DFKai-SB"/>
+                <w:color w:val="000000"/>
+              </w:rPr>
+            </w:pPr>
+            <w:proofErr w:type="spellStart"/>
+            <w:r>
+              <w:rPr>
                 <w:rFonts w:eastAsia="DFKai-SB" w:hAnsi="DFKai-SB" w:hint="eastAsia"/>
                 <w:color w:val="000000"/>
               </w:rPr>
-            </w:pPr>
-            <w:r>
-              <w:rPr>
-                <w:rFonts w:eastAsia="DFKai-SB" w:hAnsi="DFKai-SB" w:hint="eastAsia"/>
-                <w:color w:val="000000"/>
-              </w:rPr>
               <w:t>研究計畫之經費</w:t>
             </w:r>
+            <w:proofErr w:type="spellEnd"/>
           </w:p>
         </w:tc>
         <w:tc>
@@ -809,7 +788,7 @@
               <w:ind w:leftChars="25" w:left="60" w:rightChars="25" w:right="60"/>
               <w:jc w:val="both"/>
               <w:rPr>
-                <w:rFonts w:eastAsia="DFKai-SB" w:hint="eastAsia"/>
+                <w:rFonts w:eastAsia="DFKai-SB"/>
                 <w:color w:val="000000"/>
                 <w:lang w:eastAsia="zh-TW"/>
               </w:rPr>
@@ -875,7 +854,7 @@
               <w:ind w:leftChars="25" w:left="60" w:rightChars="25" w:right="60"/>
               <w:jc w:val="both"/>
               <w:rPr>
-                <w:rFonts w:eastAsia="DFKai-SB" w:hint="eastAsia"/>
+                <w:rFonts w:eastAsia="DFKai-SB"/>
                 <w:color w:val="000000"/>
                 <w:lang w:eastAsia="zh-TW"/>
               </w:rPr>
@@ -938,7 +917,7 @@
               <w:ind w:leftChars="25" w:left="60" w:rightChars="25" w:right="60"/>
               <w:jc w:val="both"/>
               <w:rPr>
-                <w:rFonts w:eastAsia="DFKai-SB" w:hint="eastAsia"/>
+                <w:rFonts w:eastAsia="DFKai-SB"/>
                 <w:color w:val="000000"/>
                 <w:lang w:eastAsia="zh-TW"/>
               </w:rPr>
@@ -1044,12 +1023,6 @@
         </w:tc>
       </w:tr>
       <w:tr>
-        <w:tblPrEx>
-          <w:tblCellMar>
-            <w:top w:w="0" w:type="dxa"/>
-            <w:bottom w:w="0" w:type="dxa"/>
-          </w:tblCellMar>
-        </w:tblPrEx>
         <w:trPr>
           <w:jc w:val="center"/>
         </w:trPr>
@@ -1097,12 +1070,6 @@
         </w:tc>
       </w:tr>
       <w:tr>
-        <w:tblPrEx>
-          <w:tblCellMar>
-            <w:top w:w="0" w:type="dxa"/>
-            <w:bottom w:w="0" w:type="dxa"/>
-          </w:tblCellMar>
-        </w:tblPrEx>
         <w:trPr>
           <w:jc w:val="center"/>
         </w:trPr>
@@ -1165,7 +1132,7 @@
               <w:ind w:leftChars="25" w:left="60" w:rightChars="25" w:right="60"/>
               <w:jc w:val="both"/>
               <w:rPr>
-                <w:rFonts w:eastAsia="DFKai-SB" w:hint="eastAsia"/>
+                <w:rFonts w:eastAsia="DFKai-SB"/>
                 <w:color w:val="000000"/>
                 <w:lang w:eastAsia="zh-TW"/>
               </w:rPr>
@@ -1177,12 +1144,6 @@
         </w:tc>
       </w:tr>
       <w:tr>
-        <w:tblPrEx>
-          <w:tblCellMar>
-            <w:top w:w="0" w:type="dxa"/>
-            <w:bottom w:w="0" w:type="dxa"/>
-          </w:tblCellMar>
-        </w:tblPrEx>
         <w:trPr>
           <w:jc w:val="center"/>
         </w:trPr>
@@ -1210,7 +1171,7 @@
               <w:spacing w:line="400" w:lineRule="exact"/>
               <w:ind w:left="337" w:rightChars="25" w:right="60" w:hanging="240"/>
               <w:rPr>
-                <w:rFonts w:eastAsia="DFKai-SB" w:hint="eastAsia"/>
+                <w:rFonts w:eastAsia="DFKai-SB"/>
                 <w:color w:val="000000"/>
                 <w:lang w:eastAsia="zh-TW"/>
               </w:rPr>
@@ -1261,7 +1222,7 @@
               <w:ind w:leftChars="25" w:left="60" w:rightChars="25" w:right="60"/>
               <w:jc w:val="both"/>
               <w:rPr>
-                <w:rFonts w:eastAsia="DFKai-SB" w:cs="Times New Roman" w:hint="eastAsia"/>
+                <w:rFonts w:eastAsia="DFKai-SB" w:cs="Times New Roman"/>
                 <w:color w:val="000000"/>
                 <w:lang w:eastAsia="zh-TW"/>
               </w:rPr>
@@ -1273,12 +1234,6 @@
         </w:tc>
       </w:tr>
       <w:tr>
-        <w:tblPrEx>
-          <w:tblCellMar>
-            <w:top w:w="0" w:type="dxa"/>
-            <w:bottom w:w="0" w:type="dxa"/>
-          </w:tblCellMar>
-        </w:tblPrEx>
         <w:trPr>
           <w:jc w:val="center"/>
         </w:trPr>
@@ -1306,7 +1261,7 @@
               <w:spacing w:line="400" w:lineRule="exact"/>
               <w:ind w:left="337" w:rightChars="25" w:right="60" w:hanging="240"/>
               <w:rPr>
-                <w:rFonts w:eastAsia="DFKai-SB" w:hint="eastAsia"/>
+                <w:rFonts w:eastAsia="DFKai-SB"/>
                 <w:color w:val="000000"/>
                 <w:lang w:eastAsia="zh-TW"/>
               </w:rPr>
@@ -1341,7 +1296,7 @@
               <w:ind w:leftChars="25" w:left="60" w:rightChars="25" w:right="60"/>
               <w:jc w:val="both"/>
               <w:rPr>
-                <w:rFonts w:eastAsia="DFKai-SB" w:hint="eastAsia"/>
+                <w:rFonts w:eastAsia="DFKai-SB"/>
                 <w:color w:val="000000"/>
                 <w:lang w:eastAsia="zh-TW"/>
               </w:rPr>
@@ -1353,12 +1308,6 @@
         </w:tc>
       </w:tr>
       <w:tr>
-        <w:tblPrEx>
-          <w:tblCellMar>
-            <w:top w:w="0" w:type="dxa"/>
-            <w:bottom w:w="0" w:type="dxa"/>
-          </w:tblCellMar>
-        </w:tblPrEx>
         <w:trPr>
           <w:jc w:val="center"/>
         </w:trPr>
@@ -1422,29 +1371,39 @@
               <w:ind w:leftChars="25" w:left="60" w:rightChars="25" w:right="60"/>
               <w:jc w:val="both"/>
               <w:rPr>
+                <w:rFonts w:ascii="DFKai-SB" w:eastAsia="DFKai-SB" w:hAnsi="DFKai-SB"/>
+                <w:color w:val="000000"/>
+                <w:lang w:eastAsia="zh-TW"/>
+              </w:rPr>
+            </w:pPr>
+            <w:r>
+              <w:rPr>
                 <w:rFonts w:ascii="DFKai-SB" w:eastAsia="DFKai-SB" w:hAnsi="DFKai-SB" w:hint="eastAsia"/>
                 <w:color w:val="000000"/>
                 <w:lang w:eastAsia="zh-TW"/>
               </w:rPr>
-            </w:pPr>
+              <w:t>(</w:t>
+            </w:r>
             <w:r>
               <w:rPr>
                 <w:rFonts w:ascii="DFKai-SB" w:eastAsia="DFKai-SB" w:hAnsi="DFKai-SB" w:hint="eastAsia"/>
                 <w:color w:val="000000"/>
                 <w:lang w:eastAsia="zh-TW"/>
               </w:rPr>
-              <w:t>(說明對研究對象權益之保障方式)</w:t>
+              <w:t>不適用</w:t>
+            </w:r>
+            <w:r>
+              <w:rPr>
+                <w:rFonts w:ascii="DFKai-SB" w:eastAsia="DFKai-SB" w:hAnsi="DFKai-SB" w:hint="eastAsia"/>
+                <w:color w:val="000000"/>
+                <w:lang w:eastAsia="zh-TW"/>
+              </w:rPr>
+              <w:t>)</w:t>
             </w:r>
           </w:p>
         </w:tc>
       </w:tr>
       <w:tr>
-        <w:tblPrEx>
-          <w:tblCellMar>
-            <w:top w:w="0" w:type="dxa"/>
-            <w:bottom w:w="0" w:type="dxa"/>
-          </w:tblCellMar>
-        </w:tblPrEx>
         <w:trPr>
           <w:jc w:val="center"/>
         </w:trPr>
@@ -1472,7 +1431,7 @@
               <w:spacing w:line="400" w:lineRule="exact"/>
               <w:ind w:left="337" w:rightChars="25" w:right="60" w:hanging="240"/>
               <w:rPr>
-                <w:rFonts w:eastAsia="DFKai-SB" w:hint="eastAsia"/>
+                <w:rFonts w:eastAsia="DFKai-SB"/>
                 <w:color w:val="000000"/>
                 <w:lang w:eastAsia="zh-TW"/>
               </w:rPr>
@@ -1522,7 +1481,7 @@
               <w:ind w:leftChars="25" w:left="60" w:rightChars="25" w:right="60"/>
               <w:jc w:val="both"/>
               <w:rPr>
-                <w:rFonts w:ascii="DFKai-SB" w:eastAsia="DFKai-SB" w:hAnsi="DFKai-SB" w:hint="eastAsia"/>
+                <w:rFonts w:ascii="DFKai-SB" w:eastAsia="DFKai-SB" w:hAnsi="DFKai-SB"/>
                 <w:color w:val="000000"/>
                 <w:lang w:eastAsia="zh-TW"/>
               </w:rPr>
@@ -1581,12 +1540,6 @@
         </w:tc>
       </w:tr>
       <w:tr>
-        <w:tblPrEx>
-          <w:tblCellMar>
-            <w:top w:w="0" w:type="dxa"/>
-            <w:bottom w:w="0" w:type="dxa"/>
-          </w:tblCellMar>
-        </w:tblPrEx>
         <w:trPr>
           <w:jc w:val="center"/>
         </w:trPr>
@@ -1614,7 +1567,7 @@
               <w:spacing w:line="400" w:lineRule="exact"/>
               <w:ind w:left="337" w:rightChars="25" w:right="60" w:hanging="240"/>
               <w:rPr>
-                <w:rFonts w:eastAsia="DFKai-SB" w:hint="eastAsia"/>
+                <w:rFonts w:eastAsia="DFKai-SB"/>
                 <w:color w:val="000000"/>
                 <w:lang w:eastAsia="zh-TW"/>
               </w:rPr>
@@ -1698,24 +1651,15 @@
               <w:ind w:rightChars="25" w:right="60"/>
               <w:jc w:val="both"/>
               <w:rPr>
-                <w:rFonts w:ascii="DFKai-SB" w:eastAsia="DFKai-SB" w:hAnsi="DFKai-SB" w:hint="eastAsia"/>
+                <w:rFonts w:ascii="DFKai-SB" w:eastAsia="DFKai-SB" w:hAnsi="DFKai-SB"/>
                 <w:color w:val="000000"/>
                 <w:lang w:eastAsia="zh-TW"/>
               </w:rPr>
             </w:pPr>
-            <w:r>
-              <w:t>{harm_protection_text}</w:t>
-            </w:r>
           </w:p>
         </w:tc>
       </w:tr>
       <w:tr>
-        <w:tblPrEx>
-          <w:tblCellMar>
-            <w:top w:w="0" w:type="dxa"/>
-            <w:bottom w:w="0" w:type="dxa"/>
-          </w:tblCellMar>
-        </w:tblPrEx>
         <w:trPr>
           <w:jc w:val="center"/>
         </w:trPr>
@@ -1743,7 +1687,7 @@
               <w:spacing w:line="400" w:lineRule="exact"/>
               <w:ind w:left="337" w:rightChars="25" w:right="60" w:hanging="240"/>
               <w:rPr>
-                <w:rFonts w:eastAsia="DFKai-SB" w:hint="eastAsia"/>
+                <w:rFonts w:eastAsia="DFKai-SB"/>
                 <w:color w:val="000000"/>
                 <w:lang w:eastAsia="zh-TW"/>
               </w:rPr>
@@ -1820,12 +1764,6 @@
         </w:tc>
       </w:tr>
       <w:tr>
-        <w:tblPrEx>
-          <w:tblCellMar>
-            <w:top w:w="0" w:type="dxa"/>
-            <w:bottom w:w="0" w:type="dxa"/>
-          </w:tblCellMar>
-        </w:tblPrEx>
         <w:trPr>
           <w:jc w:val="center"/>
         </w:trPr>
@@ -1888,7 +1826,7 @@
               <w:ind w:leftChars="25" w:left="60" w:rightChars="25" w:right="60"/>
               <w:jc w:val="both"/>
               <w:rPr>
-                <w:rFonts w:eastAsia="DFKai-SB" w:hint="eastAsia"/>
+                <w:rFonts w:eastAsia="DFKai-SB"/>
                 <w:color w:val="000000"/>
                 <w:lang w:eastAsia="zh-TW"/>
               </w:rPr>
@@ -1931,12 +1869,6 @@
         </w:tc>
       </w:tr>
       <w:tr>
-        <w:tblPrEx>
-          <w:tblCellMar>
-            <w:top w:w="0" w:type="dxa"/>
-            <w:bottom w:w="0" w:type="dxa"/>
-          </w:tblCellMar>
-        </w:tblPrEx>
         <w:trPr>
           <w:jc w:val="center"/>
         </w:trPr>
@@ -1984,12 +1916,6 @@
         </w:tc>
       </w:tr>
       <w:tr>
-        <w:tblPrEx>
-          <w:tblCellMar>
-            <w:top w:w="0" w:type="dxa"/>
-            <w:bottom w:w="0" w:type="dxa"/>
-          </w:tblCellMar>
-        </w:tblPrEx>
         <w:trPr>
           <w:jc w:val="center"/>
         </w:trPr>
@@ -2052,7 +1978,7 @@
               <w:ind w:leftChars="25" w:left="60" w:rightChars="25" w:right="60"/>
               <w:jc w:val="both"/>
               <w:rPr>
-                <w:rFonts w:ascii="DFKai-SB" w:eastAsia="DFKai-SB" w:hAnsi="DFKai-SB" w:hint="eastAsia"/>
+                <w:rFonts w:ascii="DFKai-SB" w:eastAsia="DFKai-SB" w:hAnsi="DFKai-SB"/>
                 <w:color w:val="000000"/>
                 <w:lang w:eastAsia="zh-TW"/>
               </w:rPr>
@@ -2064,12 +1990,6 @@
         </w:tc>
       </w:tr>
       <w:tr>
-        <w:tblPrEx>
-          <w:tblCellMar>
-            <w:top w:w="0" w:type="dxa"/>
-            <w:bottom w:w="0" w:type="dxa"/>
-          </w:tblCellMar>
-        </w:tblPrEx>
         <w:trPr>
           <w:jc w:val="center"/>
         </w:trPr>
@@ -2097,27 +2017,19 @@
               <w:spacing w:line="400" w:lineRule="exact"/>
               <w:ind w:left="337" w:rightChars="25" w:right="60" w:hanging="240"/>
               <w:rPr>
+                <w:rFonts w:eastAsia="DFKai-SB"/>
+                <w:color w:val="000000"/>
+                <w:lang w:eastAsia="zh-TW"/>
+              </w:rPr>
+            </w:pPr>
+            <w:r>
+              <w:rPr>
                 <w:rFonts w:eastAsia="DFKai-SB" w:hint="eastAsia"/>
                 <w:color w:val="000000"/>
                 <w:lang w:eastAsia="zh-TW"/>
               </w:rPr>
-            </w:pPr>
-            <w:r>
-              <w:rPr>
-                <w:rFonts w:eastAsia="DFKai-SB" w:hint="eastAsia"/>
-                <w:color w:val="000000"/>
-                <w:lang w:eastAsia="zh-TW"/>
-              </w:rPr>
-              <w:t>研發成果之歸</w:t>
-            </w:r>
-            <w:r>
-              <w:rPr>
-                <w:rFonts w:eastAsia="DFKai-SB" w:hint="eastAsia"/>
-                <w:color w:val="000000"/>
-                <w:lang w:eastAsia="zh-TW"/>
-              </w:rPr>
               <w:lastRenderedPageBreak/>
-              <w:t>屬及運用</w:t>
+              <w:t>研發成果之歸屬及運用</w:t>
             </w:r>
           </w:p>
         </w:tc>
@@ -2141,7 +2053,7 @@
               <w:ind w:leftChars="25" w:left="60" w:rightChars="25" w:right="60"/>
               <w:jc w:val="both"/>
               <w:rPr>
-                <w:rFonts w:ascii="DFKai-SB" w:eastAsia="DFKai-SB" w:hAnsi="DFKai-SB" w:hint="eastAsia"/>
+                <w:rFonts w:ascii="DFKai-SB" w:eastAsia="DFKai-SB" w:hAnsi="DFKai-SB"/>
                 <w:color w:val="000000"/>
                 <w:lang w:eastAsia="zh-TW"/>
               </w:rPr>
@@ -2153,12 +2065,6 @@
         </w:tc>
       </w:tr>
       <w:tr>
-        <w:tblPrEx>
-          <w:tblCellMar>
-            <w:top w:w="0" w:type="dxa"/>
-            <w:bottom w:w="0" w:type="dxa"/>
-          </w:tblCellMar>
-        </w:tblPrEx>
         <w:trPr>
           <w:jc w:val="center"/>
         </w:trPr>
@@ -2264,12 +2170,6 @@
         </w:tc>
       </w:tr>
       <w:tr>
-        <w:tblPrEx>
-          <w:tblCellMar>
-            <w:top w:w="0" w:type="dxa"/>
-            <w:bottom w:w="0" w:type="dxa"/>
-          </w:tblCellMar>
-        </w:tblPrEx>
         <w:trPr>
           <w:jc w:val="center"/>
         </w:trPr>
@@ -2297,7 +2197,7 @@
               <w:spacing w:line="400" w:lineRule="exact"/>
               <w:ind w:left="337" w:rightChars="25" w:right="60" w:hanging="240"/>
               <w:rPr>
-                <w:rFonts w:eastAsia="DFKai-SB" w:hint="eastAsia"/>
+                <w:rFonts w:eastAsia="DFKai-SB"/>
                 <w:color w:val="000000"/>
                 <w:lang w:eastAsia="zh-TW"/>
               </w:rPr>
@@ -2375,12 +2275,6 @@
         </w:tc>
       </w:tr>
       <w:tr>
-        <w:tblPrEx>
-          <w:tblCellMar>
-            <w:top w:w="0" w:type="dxa"/>
-            <w:bottom w:w="0" w:type="dxa"/>
-          </w:tblCellMar>
-        </w:tblPrEx>
         <w:trPr>
           <w:jc w:val="center"/>
         </w:trPr>
@@ -2402,7 +2296,7 @@
               <w:ind w:leftChars="40" w:left="96" w:rightChars="25" w:right="60" w:firstLineChars="150" w:firstLine="360"/>
               <w:jc w:val="both"/>
               <w:rPr>
-                <w:rFonts w:eastAsia="DFKai-SB" w:hint="eastAsia"/>
+                <w:rFonts w:eastAsia="DFKai-SB"/>
                 <w:color w:val="000000"/>
                 <w:lang w:eastAsia="zh-TW"/>
               </w:rPr>
@@ -2427,12 +2321,6 @@
         </w:tc>
       </w:tr>
       <w:tr>
-        <w:tblPrEx>
-          <w:tblCellMar>
-            <w:top w:w="0" w:type="dxa"/>
-            <w:bottom w:w="0" w:type="dxa"/>
-          </w:tblCellMar>
-        </w:tblPrEx>
         <w:trPr>
           <w:jc w:val="center"/>
         </w:trPr>
@@ -2461,7 +2349,7 @@
               <w:spacing w:line="400" w:lineRule="exact"/>
               <w:ind w:left="337" w:rightChars="25" w:right="60" w:hanging="240"/>
               <w:rPr>
-                <w:rFonts w:eastAsia="DFKai-SB" w:hint="eastAsia"/>
+                <w:rFonts w:eastAsia="DFKai-SB"/>
                 <w:color w:val="000000"/>
                 <w:lang w:eastAsia="zh-TW"/>
               </w:rPr>
@@ -2481,7 +2369,7 @@
               <w:ind w:left="96" w:rightChars="25" w:right="60" w:hangingChars="40" w:hanging="96"/>
               <w:jc w:val="both"/>
               <w:rPr>
-                <w:rFonts w:ascii="Arial" w:eastAsia="DFKai-SB" w:hAnsi="Arial" w:hint="eastAsia"/>
+                <w:rFonts w:ascii="Arial" w:eastAsia="DFKai-SB" w:hAnsi="Arial"/>
                 <w:color w:val="000000"/>
                 <w:lang w:eastAsia="zh-TW"/>
               </w:rPr>
@@ -2533,7 +2421,7 @@
               <w:spacing w:line="400" w:lineRule="exact"/>
               <w:ind w:rightChars="25" w:right="60" w:hanging="701"/>
               <w:rPr>
-                <w:rFonts w:ascii="Arial" w:eastAsia="DFKai-SB" w:hint="eastAsia"/>
+                <w:rFonts w:ascii="Arial" w:eastAsia="DFKai-SB"/>
                 <w:color w:val="000000"/>
                 <w:lang w:eastAsia="zh-TW"/>
               </w:rPr>
@@ -2611,7 +2499,7 @@
               <w:spacing w:line="400" w:lineRule="exact"/>
               <w:ind w:leftChars="241" w:left="578" w:rightChars="25" w:right="60" w:firstLineChars="27" w:firstLine="65"/>
               <w:rPr>
-                <w:rFonts w:ascii="Arial" w:eastAsia="DFKai-SB" w:hint="eastAsia"/>
+                <w:rFonts w:ascii="Arial" w:eastAsia="DFKai-SB"/>
                 <w:color w:val="000000"/>
                 <w:lang w:eastAsia="zh-TW"/>
               </w:rPr>
@@ -2657,7 +2545,7 @@
               <w:spacing w:line="400" w:lineRule="exact"/>
               <w:ind w:rightChars="25" w:right="60" w:hanging="701"/>
               <w:rPr>
-                <w:rFonts w:ascii="Arial" w:eastAsia="DFKai-SB" w:hint="eastAsia"/>
+                <w:rFonts w:ascii="Arial" w:eastAsia="DFKai-SB"/>
                 <w:color w:val="000000"/>
                 <w:lang w:eastAsia="zh-TW"/>
               </w:rPr>
@@ -2719,7 +2607,7 @@
               <w:spacing w:line="400" w:lineRule="exact"/>
               <w:ind w:leftChars="241" w:left="578" w:rightChars="25" w:right="60" w:firstLineChars="27" w:firstLine="65"/>
               <w:rPr>
-                <w:rFonts w:ascii="DFKai-SB" w:eastAsia="DFKai-SB" w:hAnsi="DFKai-SB" w:hint="eastAsia"/>
+                <w:rFonts w:ascii="DFKai-SB" w:eastAsia="DFKai-SB" w:hAnsi="DFKai-SB"/>
                 <w:color w:val="000000"/>
                 <w:lang w:eastAsia="zh-TW"/>
               </w:rPr>
@@ -2765,7 +2653,7 @@
               <w:spacing w:line="400" w:lineRule="exact"/>
               <w:ind w:left="665" w:rightChars="25" w:right="60" w:hanging="308"/>
               <w:rPr>
-                <w:rFonts w:ascii="Arial" w:eastAsia="DFKai-SB" w:hint="eastAsia"/>
+                <w:rFonts w:ascii="Arial" w:eastAsia="DFKai-SB"/>
                 <w:color w:val="000000"/>
                 <w:lang w:eastAsia="zh-TW"/>
               </w:rPr>
@@ -2803,7 +2691,7 @@
               <w:spacing w:line="400" w:lineRule="exact"/>
               <w:ind w:leftChars="241" w:left="578" w:rightChars="25" w:right="60" w:firstLineChars="27" w:firstLine="65"/>
               <w:rPr>
-                <w:rFonts w:ascii="DFKai-SB" w:eastAsia="DFKai-SB" w:hAnsi="DFKai-SB" w:hint="eastAsia"/>
+                <w:rFonts w:ascii="DFKai-SB" w:eastAsia="DFKai-SB" w:hAnsi="DFKai-SB"/>
                 <w:color w:val="000000"/>
                 <w:lang w:eastAsia="zh-TW"/>
               </w:rPr>
@@ -2849,7 +2737,7 @@
               <w:spacing w:line="400" w:lineRule="exact"/>
               <w:ind w:rightChars="25" w:right="60" w:hanging="701"/>
               <w:rPr>
-                <w:rFonts w:ascii="Arial" w:eastAsia="DFKai-SB" w:hint="eastAsia"/>
+                <w:rFonts w:ascii="Arial" w:eastAsia="DFKai-SB"/>
                 <w:color w:val="000000"/>
                 <w:lang w:eastAsia="zh-TW"/>
               </w:rPr>
@@ -2871,7 +2759,7 @@
               <w:spacing w:line="400" w:lineRule="exact"/>
               <w:ind w:leftChars="241" w:left="578" w:rightChars="25" w:right="60" w:firstLineChars="27" w:firstLine="65"/>
               <w:rPr>
-                <w:rFonts w:ascii="DFKai-SB" w:eastAsia="DFKai-SB" w:hAnsi="DFKai-SB" w:hint="eastAsia"/>
+                <w:rFonts w:ascii="DFKai-SB" w:eastAsia="DFKai-SB" w:hAnsi="DFKai-SB"/>
                 <w:color w:val="000000"/>
                 <w:lang w:eastAsia="zh-TW"/>
               </w:rPr>
@@ -2917,7 +2805,7 @@
               <w:spacing w:line="400" w:lineRule="exact"/>
               <w:ind w:rightChars="25" w:right="60" w:hanging="701"/>
               <w:rPr>
-                <w:rFonts w:ascii="Arial" w:eastAsia="DFKai-SB" w:hint="eastAsia"/>
+                <w:rFonts w:ascii="Arial" w:eastAsia="DFKai-SB"/>
                 <w:color w:val="000000"/>
                 <w:lang w:eastAsia="zh-TW"/>
               </w:rPr>
@@ -3051,7 +2939,7 @@
               <w:spacing w:line="400" w:lineRule="exact"/>
               <w:ind w:left="457" w:rightChars="25" w:right="60"/>
               <w:rPr>
-                <w:rFonts w:ascii="Arial" w:eastAsia="DFKai-SB" w:hint="eastAsia"/>
+                <w:rFonts w:ascii="Arial" w:eastAsia="DFKai-SB"/>
                 <w:color w:val="000000"/>
                 <w:u w:val="single"/>
                 <w:lang w:eastAsia="zh-TW"/>
@@ -3079,12 +2967,6 @@
         </w:tc>
       </w:tr>
       <w:tr>
-        <w:tblPrEx>
-          <w:tblCellMar>
-            <w:top w:w="0" w:type="dxa"/>
-            <w:bottom w:w="0" w:type="dxa"/>
-          </w:tblCellMar>
-        </w:tblPrEx>
         <w:trPr>
           <w:jc w:val="center"/>
         </w:trPr>
@@ -3170,7 +3052,7 @@
         <w:spacing w:line="320" w:lineRule="exact"/>
         <w:ind w:leftChars="-100" w:left="-240"/>
         <w:rPr>
-          <w:rFonts w:eastAsia="DFKai-SB" w:hAnsi="DFKai-SB" w:cs="Times New Roman" w:hint="eastAsia"/>
+          <w:rFonts w:eastAsia="DFKai-SB" w:hAnsi="DFKai-SB" w:cs="Times New Roman"/>
           <w:color w:val="000000"/>
           <w:sz w:val="20"/>
           <w:szCs w:val="20"/>
@@ -3184,7 +3066,7 @@
         <w:spacing w:line="320" w:lineRule="exact"/>
         <w:ind w:leftChars="-100" w:left="-240"/>
         <w:rPr>
-          <w:rFonts w:eastAsia="DFKai-SB" w:hAnsi="DFKai-SB" w:cs="Times New Roman" w:hint="eastAsia"/>
+          <w:rFonts w:eastAsia="DFKai-SB" w:hAnsi="DFKai-SB" w:cs="Times New Roman"/>
           <w:color w:val="000000"/>
           <w:sz w:val="20"/>
           <w:szCs w:val="20"/>
@@ -3301,7 +3183,7 @@
         <w:kinsoku w:val="0"/>
         <w:spacing w:line="320" w:lineRule="exact"/>
         <w:rPr>
-          <w:rFonts w:eastAsia="DFKai-SB" w:hAnsi="DFKai-SB" w:cs="Times New Roman" w:hint="eastAsia"/>
+          <w:rFonts w:eastAsia="DFKai-SB" w:hAnsi="DFKai-SB" w:cs="Times New Roman"/>
           <w:color w:val="000000"/>
           <w:sz w:val="20"/>
           <w:szCs w:val="20"/>
@@ -3328,7 +3210,7 @@
         <w:kinsoku w:val="0"/>
         <w:spacing w:line="320" w:lineRule="exact"/>
         <w:rPr>
-          <w:rFonts w:eastAsia="DFKai-SB" w:hAnsi="DFKai-SB" w:cs="Times New Roman" w:hint="eastAsia"/>
+          <w:rFonts w:eastAsia="DFKai-SB" w:hAnsi="DFKai-SB" w:cs="Times New Roman"/>
           <w:color w:val="000000"/>
           <w:sz w:val="20"/>
           <w:szCs w:val="20"/>
@@ -3355,7 +3237,7 @@
         <w:kinsoku w:val="0"/>
         <w:spacing w:line="320" w:lineRule="exact"/>
         <w:rPr>
-          <w:rFonts w:eastAsia="DFKai-SB" w:hAnsi="DFKai-SB" w:cs="Times New Roman" w:hint="eastAsia"/>
+          <w:rFonts w:eastAsia="DFKai-SB" w:hAnsi="DFKai-SB" w:cs="Times New Roman"/>
           <w:color w:val="000000"/>
           <w:sz w:val="20"/>
           <w:szCs w:val="20"/>
@@ -3382,7 +3264,7 @@
         <w:kinsoku w:val="0"/>
         <w:spacing w:line="320" w:lineRule="exact"/>
         <w:rPr>
-          <w:rFonts w:eastAsia="DFKai-SB" w:hAnsi="DFKai-SB" w:cs="Times New Roman" w:hint="eastAsia"/>
+          <w:rFonts w:eastAsia="DFKai-SB" w:hAnsi="DFKai-SB" w:cs="Times New Roman"/>
           <w:color w:val="000000"/>
           <w:sz w:val="20"/>
           <w:szCs w:val="20"/>
@@ -3409,7 +3291,7 @@
         <w:kinsoku w:val="0"/>
         <w:spacing w:line="320" w:lineRule="exact"/>
         <w:rPr>
-          <w:rFonts w:eastAsia="DFKai-SB" w:hAnsi="DFKai-SB" w:cs="Times New Roman" w:hint="eastAsia"/>
+          <w:rFonts w:eastAsia="DFKai-SB" w:hAnsi="DFKai-SB" w:cs="Times New Roman"/>
           <w:color w:val="000000"/>
           <w:sz w:val="20"/>
           <w:szCs w:val="20"/>
@@ -3436,7 +3318,7 @@
         <w:kinsoku w:val="0"/>
         <w:spacing w:line="320" w:lineRule="exact"/>
         <w:rPr>
-          <w:rFonts w:eastAsia="DFKai-SB" w:hAnsi="DFKai-SB" w:cs="Times New Roman" w:hint="eastAsia"/>
+          <w:rFonts w:eastAsia="DFKai-SB" w:hAnsi="DFKai-SB" w:cs="Times New Roman"/>
           <w:color w:val="000000"/>
           <w:sz w:val="20"/>
           <w:szCs w:val="20"/>
@@ -3463,7 +3345,7 @@
         <w:kinsoku w:val="0"/>
         <w:spacing w:line="320" w:lineRule="exact"/>
         <w:rPr>
-          <w:rFonts w:eastAsia="DFKai-SB" w:hAnsi="DFKai-SB" w:cs="Times New Roman" w:hint="eastAsia"/>
+          <w:rFonts w:eastAsia="DFKai-SB" w:hAnsi="DFKai-SB" w:cs="Times New Roman"/>
           <w:color w:val="000000"/>
           <w:sz w:val="20"/>
           <w:szCs w:val="20"/>
@@ -3490,7 +3372,7 @@
         <w:kinsoku w:val="0"/>
         <w:spacing w:line="320" w:lineRule="exact"/>
         <w:rPr>
-          <w:rFonts w:eastAsia="DFKai-SB" w:hAnsi="DFKai-SB" w:cs="Times New Roman" w:hint="eastAsia"/>
+          <w:rFonts w:eastAsia="DFKai-SB" w:hAnsi="DFKai-SB" w:cs="Times New Roman"/>
           <w:color w:val="000000"/>
           <w:sz w:val="20"/>
           <w:szCs w:val="20"/>
@@ -3517,7 +3399,7 @@
         <w:kinsoku w:val="0"/>
         <w:spacing w:line="320" w:lineRule="exact"/>
         <w:rPr>
-          <w:rFonts w:eastAsia="DFKai-SB" w:hAnsi="DFKai-SB" w:cs="Times New Roman" w:hint="eastAsia"/>
+          <w:rFonts w:eastAsia="DFKai-SB" w:hAnsi="DFKai-SB" w:cs="Times New Roman"/>
           <w:color w:val="000000"/>
           <w:sz w:val="20"/>
           <w:szCs w:val="20"/>
@@ -3540,7 +3422,7 @@
         <w:spacing w:line="260" w:lineRule="exact"/>
         <w:ind w:leftChars="100" w:left="240"/>
         <w:rPr>
-          <w:rFonts w:eastAsia="DFKai-SB" w:hAnsi="DFKai-SB" w:cs="Times New Roman" w:hint="eastAsia"/>
+          <w:rFonts w:eastAsia="DFKai-SB" w:hAnsi="DFKai-SB" w:cs="Times New Roman"/>
           <w:color w:val="000000"/>
           <w:sz w:val="20"/>
           <w:szCs w:val="20"/>
@@ -3553,7 +3435,7 @@
         <w:spacing w:line="260" w:lineRule="exact"/>
         <w:ind w:leftChars="100" w:left="240"/>
         <w:rPr>
-          <w:rFonts w:eastAsia="DFKai-SB" w:hAnsi="DFKai-SB" w:cs="Times New Roman" w:hint="eastAsia"/>
+          <w:rFonts w:eastAsia="DFKai-SB" w:hAnsi="DFKai-SB" w:cs="Times New Roman"/>
           <w:color w:val="000000"/>
           <w:sz w:val="20"/>
           <w:szCs w:val="20"/>
@@ -3584,7 +3466,7 @@
         <w:spacing w:line="260" w:lineRule="exact"/>
         <w:ind w:hanging="345"/>
         <w:rPr>
-          <w:rFonts w:eastAsia="DFKai-SB" w:hAnsi="DFKai-SB" w:hint="eastAsia"/>
+          <w:rFonts w:eastAsia="DFKai-SB" w:hAnsi="DFKai-SB"/>
           <w:color w:val="000000"/>
           <w:sz w:val="20"/>
           <w:szCs w:val="20"/>
@@ -3766,7 +3648,7 @@
         <w:spacing w:line="260" w:lineRule="exact"/>
         <w:ind w:hanging="345"/>
         <w:rPr>
-          <w:rFonts w:eastAsia="DFKai-SB" w:hAnsi="DFKai-SB" w:hint="eastAsia"/>
+          <w:rFonts w:eastAsia="DFKai-SB" w:hAnsi="DFKai-SB"/>
           <w:color w:val="000000"/>
           <w:sz w:val="20"/>
           <w:szCs w:val="20"/>
@@ -3781,6 +3663,7 @@
           <w:szCs w:val="20"/>
           <w:lang w:eastAsia="zh-TW"/>
         </w:rPr>
+        <w:lastRenderedPageBreak/>
         <w:t>如屬本</w:t>
       </w:r>
       <w:r>
@@ -3879,7 +3762,6 @@
         <w:spacing w:line="260" w:lineRule="exact"/>
         <w:ind w:leftChars="100" w:left="240"/>
         <w:rPr>
-          <w:rFonts w:hint="eastAsia"/>
           <w:color w:val="000000"/>
           <w:lang w:eastAsia="zh-TW"/>
         </w:rPr>
@@ -5554,6 +5436,50 @@
     <w:lsdException w:name="Subtitle" w:qFormat="1"/>
     <w:lsdException w:name="Strong" w:qFormat="1"/>
     <w:lsdException w:name="Emphasis" w:qFormat="1"/>
+    <w:lsdException w:name="Normal Table" w:semiHidden="1" w:unhideWhenUsed="1"/>
+    <w:lsdException w:name="Table Simple 1" w:semiHidden="1" w:unhideWhenUsed="1"/>
+    <w:lsdException w:name="Table Simple 2" w:semiHidden="1" w:unhideWhenUsed="1"/>
+    <w:lsdException w:name="Table Simple 3" w:semiHidden="1" w:unhideWhenUsed="1"/>
+    <w:lsdException w:name="Table Classic 1" w:semiHidden="1" w:unhideWhenUsed="1"/>
+    <w:lsdException w:name="Table Classic 2" w:semiHidden="1" w:unhideWhenUsed="1"/>
+    <w:lsdException w:name="Table Classic 3" w:semiHidden="1" w:unhideWhenUsed="1"/>
+    <w:lsdException w:name="Table Classic 4" w:semiHidden="1" w:unhideWhenUsed="1"/>
+    <w:lsdException w:name="Table Colorful 1" w:semiHidden="1" w:unhideWhenUsed="1"/>
+    <w:lsdException w:name="Table Colorful 2" w:semiHidden="1" w:unhideWhenUsed="1"/>
+    <w:lsdException w:name="Table Colorful 3" w:semiHidden="1" w:unhideWhenUsed="1"/>
+    <w:lsdException w:name="Table Columns 1" w:semiHidden="1" w:unhideWhenUsed="1"/>
+    <w:lsdException w:name="Table Columns 2" w:semiHidden="1" w:unhideWhenUsed="1"/>
+    <w:lsdException w:name="Table Columns 3" w:semiHidden="1" w:unhideWhenUsed="1"/>
+    <w:lsdException w:name="Table Columns 4" w:semiHidden="1" w:unhideWhenUsed="1"/>
+    <w:lsdException w:name="Table Columns 5" w:semiHidden="1" w:unhideWhenUsed="1"/>
+    <w:lsdException w:name="Table Grid 1" w:semiHidden="1" w:unhideWhenUsed="1"/>
+    <w:lsdException w:name="Table Grid 2" w:semiHidden="1" w:unhideWhenUsed="1"/>
+    <w:lsdException w:name="Table Grid 3" w:semiHidden="1" w:unhideWhenUsed="1"/>
+    <w:lsdException w:name="Table Grid 4" w:semiHidden="1" w:unhideWhenUsed="1"/>
+    <w:lsdException w:name="Table Grid 5" w:semiHidden="1" w:unhideWhenUsed="1"/>
+    <w:lsdException w:name="Table Grid 6" w:semiHidden="1" w:unhideWhenUsed="1"/>
+    <w:lsdException w:name="Table Grid 7" w:semiHidden="1" w:unhideWhenUsed="1"/>
+    <w:lsdException w:name="Table Grid 8" w:semiHidden="1" w:unhideWhenUsed="1"/>
+    <w:lsdException w:name="Table List 1" w:semiHidden="1" w:unhideWhenUsed="1"/>
+    <w:lsdException w:name="Table List 2" w:semiHidden="1" w:unhideWhenUsed="1"/>
+    <w:lsdException w:name="Table List 3" w:semiHidden="1" w:unhideWhenUsed="1"/>
+    <w:lsdException w:name="Table List 4" w:semiHidden="1" w:unhideWhenUsed="1"/>
+    <w:lsdException w:name="Table List 5" w:semiHidden="1" w:unhideWhenUsed="1"/>
+    <w:lsdException w:name="Table List 6" w:semiHidden="1" w:unhideWhenUsed="1"/>
+    <w:lsdException w:name="Table List 7" w:semiHidden="1" w:unhideWhenUsed="1"/>
+    <w:lsdException w:name="Table List 8" w:semiHidden="1" w:unhideWhenUsed="1"/>
+    <w:lsdException w:name="Table 3D effects 1" w:semiHidden="1" w:unhideWhenUsed="1"/>
+    <w:lsdException w:name="Table 3D effects 2" w:semiHidden="1" w:unhideWhenUsed="1"/>
+    <w:lsdException w:name="Table 3D effects 3" w:semiHidden="1" w:unhideWhenUsed="1"/>
+    <w:lsdException w:name="Table Contemporary" w:semiHidden="1" w:unhideWhenUsed="1"/>
+    <w:lsdException w:name="Table Elegant" w:semiHidden="1" w:unhideWhenUsed="1"/>
+    <w:lsdException w:name="Table Professional" w:semiHidden="1" w:unhideWhenUsed="1"/>
+    <w:lsdException w:name="Table Subtle 1" w:semiHidden="1" w:unhideWhenUsed="1"/>
+    <w:lsdException w:name="Table Subtle 2" w:semiHidden="1" w:unhideWhenUsed="1"/>
+    <w:lsdException w:name="Table Web 1" w:semiHidden="1" w:unhideWhenUsed="1"/>
+    <w:lsdException w:name="Table Web 2" w:semiHidden="1" w:unhideWhenUsed="1"/>
+    <w:lsdException w:name="Table Web 3" w:semiHidden="1" w:unhideWhenUsed="1"/>
+    <w:lsdException w:name="Table Theme" w:semiHidden="1" w:unhideWhenUsed="1"/>
     <w:lsdException w:name="Placeholder Text" w:semiHidden="1" w:uiPriority="99"/>
     <w:lsdException w:name="No Spacing" w:uiPriority="1" w:qFormat="1"/>
     <w:lsdException w:name="Light Shading" w:uiPriority="60"/>
@@ -5788,11 +5714,15 @@
   </w:style>
   <w:style w:type="character" w:default="1" w:styleId="DefaultParagraphFont">
     <w:name w:val="Default Paragraph Font"/>
+    <w:uiPriority w:val="1"/>
     <w:semiHidden/>
+    <w:unhideWhenUsed/>
   </w:style>
   <w:style w:type="table" w:default="1" w:styleId="TableNormal">
     <w:name w:val="Normal Table"/>
+    <w:uiPriority w:val="99"/>
     <w:semiHidden/>
+    <w:unhideWhenUsed/>
     <w:tblPr>
       <w:tblInd w:w="0" w:type="dxa"/>
       <w:tblCellMar>
@@ -5805,7 +5735,9 @@
   </w:style>
   <w:style w:type="numbering" w:default="1" w:styleId="NoList">
     <w:name w:val="No List"/>
+    <w:uiPriority w:val="99"/>
     <w:semiHidden/>
+    <w:unhideWhenUsed/>
   </w:style>
   <w:style w:type="paragraph" w:styleId="BodyText">
     <w:name w:val="Body Text"/>
@@ -6214,65 +6146,6 @@
 </file>
 
 <file path=customXml/item1.xml><?xml version="1.0" encoding="utf-8"?>
-<LongProperties xmlns="http://schemas.microsoft.com/office/2006/metadata/longProperties"/>
-</file>
-
-<file path=customXml/item2.xml><?xml version="1.0" encoding="utf-8"?>
-<?mso-contentType ?>
-<spe:Receivers xmlns:spe="http://schemas.microsoft.com/sharepoint/events">
-  <Receiver>
-    <Name>Document ID Generator</Name>
-    <Synchronization>Synchronous</Synchronization>
-    <Type>10001</Type>
-    <SequenceNumber>1000</SequenceNumber>
-    <Assembly>Microsoft.Office.DocumentManagement, Version=14.0.0.0, Culture=neutral, PublicKeyToken=71e9bce111e9429c</Assembly>
-    <Class>Microsoft.Office.DocumentManagement.Internal.DocIdHandler</Class>
-    <Data/>
-    <Filter/>
-  </Receiver>
-  <Receiver>
-    <Name>Document ID Generator</Name>
-    <Synchronization>Synchronous</Synchronization>
-    <Type>10002</Type>
-    <SequenceNumber>1001</SequenceNumber>
-    <Assembly>Microsoft.Office.DocumentManagement, Version=14.0.0.0, Culture=neutral, PublicKeyToken=71e9bce111e9429c</Assembly>
-    <Class>Microsoft.Office.DocumentManagement.Internal.DocIdHandler</Class>
-    <Data/>
-    <Filter/>
-  </Receiver>
-  <Receiver>
-    <Name>Document ID Generator</Name>
-    <Synchronization>Synchronous</Synchronization>
-    <Type>10004</Type>
-    <SequenceNumber>1002</SequenceNumber>
-    <Assembly>Microsoft.Office.DocumentManagement, Version=14.0.0.0, Culture=neutral, PublicKeyToken=71e9bce111e9429c</Assembly>
-    <Class>Microsoft.Office.DocumentManagement.Internal.DocIdHandler</Class>
-    <Data/>
-    <Filter/>
-  </Receiver>
-  <Receiver>
-    <Name>Document ID Generator</Name>
-    <Synchronization>Synchronous</Synchronization>
-    <Type>10006</Type>
-    <SequenceNumber>1003</SequenceNumber>
-    <Assembly>Microsoft.Office.DocumentManagement, Version=14.0.0.0, Culture=neutral, PublicKeyToken=71e9bce111e9429c</Assembly>
-    <Class>Microsoft.Office.DocumentManagement.Internal.DocIdHandler</Class>
-    <Data/>
-    <Filter/>
-  </Receiver>
-</spe:Receivers>
-</file>
-
-<file path=customXml/item3.xml><?xml version="1.0" encoding="utf-8"?>
-<?mso-contentType ?>
-<FormTemplates xmlns="http://schemas.microsoft.com/sharepoint/v3/contenttype/forms">
-  <Display>DocumentLibraryForm</Display>
-  <Edit>DocumentLibraryForm</Edit>
-  <New>DocumentLibraryForm</New>
-</FormTemplates>
-</file>
-
-<file path=customXml/item4.xml><?xml version="1.0" encoding="utf-8"?>
 <ct:contentTypeSchema xmlns:ct="http://schemas.microsoft.com/office/2006/metadata/contentType" xmlns:ma="http://schemas.microsoft.com/office/2006/metadata/properties/metaAttributes" ct:_="" ma:_="" ma:contentTypeName="文件" ma:contentTypeID="0x010100E105149B2C3DF44D9EB3C271AEC56A33" ma:contentTypeVersion="2" ma:contentTypeDescription="建立新的文件。" ma:contentTypeScope="" ma:versionID="0acd7f2d097a49ff2792854b7bf46454">
   <xsd:schema xmlns:xsd="http://www.w3.org/2001/XMLSchema" xmlns:xs="http://www.w3.org/2001/XMLSchema" xmlns:p="http://schemas.microsoft.com/office/2006/metadata/properties" xmlns:ns2="dd7fc72f-9582-4d4d-b968-62b9962b31e0" targetNamespace="http://schemas.microsoft.com/office/2006/metadata/properties" ma:root="true" ma:fieldsID="efceef656d187e774503a1c90fcda913" ns2:_="">
     <xsd:import namespace="dd7fc72f-9582-4d4d-b968-62b9962b31e0"/>
@@ -6437,31 +6310,66 @@
 </ct:contentTypeSchema>
 </file>
 
-<file path=customXml/itemProps1.xml><?xml version="1.0" encoding="utf-8"?>
-<ds:datastoreItem xmlns:ds="http://schemas.openxmlformats.org/officeDocument/2006/customXml" ds:itemID="{3F11CC71-D097-45A4-8066-E6DACC883D7E}">
-  <ds:schemaRefs>
-    <ds:schemaRef ds:uri="http://schemas.microsoft.com/office/2006/metadata/longProperties"/>
-  </ds:schemaRefs>
-</ds:datastoreItem>
+<file path=customXml/item2.xml><?xml version="1.0" encoding="utf-8"?>
+<?mso-contentType ?>
+<FormTemplates xmlns="http://schemas.microsoft.com/sharepoint/v3/contenttype/forms">
+  <Display>DocumentLibraryForm</Display>
+  <Edit>DocumentLibraryForm</Edit>
+  <New>DocumentLibraryForm</New>
+</FormTemplates>
 </file>
 
-<file path=customXml/itemProps2.xml><?xml version="1.0" encoding="utf-8"?>
-<ds:datastoreItem xmlns:ds="http://schemas.openxmlformats.org/officeDocument/2006/customXml" ds:itemID="{720B6F19-AD01-4243-8131-8D25AB6F2554}">
-  <ds:schemaRefs>
-    <ds:schemaRef ds:uri="http://schemas.microsoft.com/sharepoint/events"/>
-  </ds:schemaRefs>
-</ds:datastoreItem>
+<file path=customXml/item3.xml><?xml version="1.0" encoding="utf-8"?>
+<?mso-contentType ?>
+<spe:Receivers xmlns:spe="http://schemas.microsoft.com/sharepoint/events">
+  <Receiver>
+    <Name>Document ID Generator</Name>
+    <Synchronization>Synchronous</Synchronization>
+    <Type>10001</Type>
+    <SequenceNumber>1000</SequenceNumber>
+    <Assembly>Microsoft.Office.DocumentManagement, Version=14.0.0.0, Culture=neutral, PublicKeyToken=71e9bce111e9429c</Assembly>
+    <Class>Microsoft.Office.DocumentManagement.Internal.DocIdHandler</Class>
+    <Data/>
+    <Filter/>
+  </Receiver>
+  <Receiver>
+    <Name>Document ID Generator</Name>
+    <Synchronization>Synchronous</Synchronization>
+    <Type>10002</Type>
+    <SequenceNumber>1001</SequenceNumber>
+    <Assembly>Microsoft.Office.DocumentManagement, Version=14.0.0.0, Culture=neutral, PublicKeyToken=71e9bce111e9429c</Assembly>
+    <Class>Microsoft.Office.DocumentManagement.Internal.DocIdHandler</Class>
+    <Data/>
+    <Filter/>
+  </Receiver>
+  <Receiver>
+    <Name>Document ID Generator</Name>
+    <Synchronization>Synchronous</Synchronization>
+    <Type>10004</Type>
+    <SequenceNumber>1002</SequenceNumber>
+    <Assembly>Microsoft.Office.DocumentManagement, Version=14.0.0.0, Culture=neutral, PublicKeyToken=71e9bce111e9429c</Assembly>
+    <Class>Microsoft.Office.DocumentManagement.Internal.DocIdHandler</Class>
+    <Data/>
+    <Filter/>
+  </Receiver>
+  <Receiver>
+    <Name>Document ID Generator</Name>
+    <Synchronization>Synchronous</Synchronization>
+    <Type>10006</Type>
+    <SequenceNumber>1003</SequenceNumber>
+    <Assembly>Microsoft.Office.DocumentManagement, Version=14.0.0.0, Culture=neutral, PublicKeyToken=71e9bce111e9429c</Assembly>
+    <Class>Microsoft.Office.DocumentManagement.Internal.DocIdHandler</Class>
+    <Data/>
+    <Filter/>
+  </Receiver>
+</spe:Receivers>
 </file>
 
-<file path=customXml/itemProps3.xml><?xml version="1.0" encoding="utf-8"?>
-<ds:datastoreItem xmlns:ds="http://schemas.openxmlformats.org/officeDocument/2006/customXml" ds:itemID="{FBBF3CF9-16DA-4958-9137-68CC9F19F7A8}">
-  <ds:schemaRefs>
-    <ds:schemaRef ds:uri="http://schemas.microsoft.com/sharepoint/v3/contenttype/forms"/>
-  </ds:schemaRefs>
-</ds:datastoreItem>
+<file path=customXml/item4.xml><?xml version="1.0" encoding="utf-8"?>
+<LongProperties xmlns="http://schemas.microsoft.com/office/2006/metadata/longProperties"/>
 </file>
 
-<file path=customXml/itemProps4.xml><?xml version="1.0" encoding="utf-8"?>
+<file path=customXml/itemProps1.xml><?xml version="1.0" encoding="utf-8"?>
 <ds:datastoreItem xmlns:ds="http://schemas.openxmlformats.org/officeDocument/2006/customXml" ds:itemID="{464C74F9-6FEE-4B61-8E43-C9B436CC6A20}">
   <ds:schemaRefs>
     <ds:schemaRef ds:uri="http://schemas.microsoft.com/office/2006/metadata/contentType"/>
@@ -6477,4 +6385,28 @@
     <ds:schemaRef ds:uri="http://schemas.microsoft.com/internal/obd"/>
   </ds:schemaRefs>
 </ds:datastoreItem>
+</file>
+
+<file path=customXml/itemProps2.xml><?xml version="1.0" encoding="utf-8"?>
+<ds:datastoreItem xmlns:ds="http://schemas.openxmlformats.org/officeDocument/2006/customXml" ds:itemID="{FBBF3CF9-16DA-4958-9137-68CC9F19F7A8}">
+  <ds:schemaRefs>
+    <ds:schemaRef ds:uri="http://schemas.microsoft.com/sharepoint/v3/contenttype/forms"/>
+  </ds:schemaRefs>
+</ds:datastoreItem>
+</file>
+
+<file path=customXml/itemProps3.xml><?xml version="1.0" encoding="utf-8"?>
+<ds:datastoreItem xmlns:ds="http://schemas.openxmlformats.org/officeDocument/2006/customXml" ds:itemID="{720B6F19-AD01-4243-8131-8D25AB6F2554}">
+  <ds:schemaRefs>
+    <ds:schemaRef ds:uri="http://schemas.microsoft.com/sharepoint/events"/>
+  </ds:schemaRefs>
+</ds:datastoreItem>
+</file>
+
+<file path=customXml/itemProps4.xml><?xml version="1.0" encoding="utf-8"?>
+<ds:datastoreItem xmlns:ds="http://schemas.openxmlformats.org/officeDocument/2006/customXml" ds:itemID="{3F11CC71-D097-45A4-8066-E6DACC883D7E}">
+  <ds:schemaRefs>
+    <ds:schemaRef ds:uri="http://schemas.microsoft.com/office/2006/metadata/longProperties"/>
+  </ds:schemaRefs>
+</ds:datastoreItem>
 </file>